--- a/business-summaries/xpmatch/1-business-summary.docx
+++ b/business-summaries/xpmatch/1-business-summary.docx
@@ -623,7 +623,7 @@
           <w:b/>
           <w:bCs/>
         </w:rPr>
-        <w:t xml:space="preserve"> — go / no-go on $12,061 of business capital and a 12-month unpaid founder year. A "go"</w:t>
+        <w:t xml:space="preserve"> — go / no-go on $12,095 of business capital and a 12-month unpaid founder year. A "go"</w:t>
       </w:r>
     </w:p>
     <w:p>
@@ -789,7 +789,7 @@
           <w:b/>
           <w:bCs/>
         </w:rPr>
-        <w:t xml:space="preserve">$12,061</w:t>
+        <w:t xml:space="preserve">$12,095</w:t>
       </w:r>
       <w:r>
         <w:t xml:space="preserve"> of business capital, first revenue in </w:t>
@@ -839,10 +839,10 @@
           <w:b/>
           <w:bCs/>
         </w:rPr>
-        <w:t xml:space="preserve">$172,073</w:t>
-      </w:r>
-      <w:r>
-        <w:t xml:space="preserve"> (40% margin). The founders work a combined 50 hours a week at launch, 30 at steady state, and draw nothing for twelve months.</w:t>
+        <w:t xml:space="preserve">$197,357</w:t>
+      </w:r>
+      <w:r>
+        <w:t xml:space="preserve"> (46% margin). The founders work a combined 50 hours a week at launch, 30 at steady state, and draw nothing for twelve months.</w:t>
       </w:r>
     </w:p>
     <w:p>
@@ -908,14 +908,14 @@
         <w:t xml:space="preserve">$548,932 of ARR run-rate</w:t>
       </w:r>
       <w:r>
-        <w:t xml:space="preserve">, 405 advisor seats at 89% gross margin, 69% blended gross margin, a place catalog that costs $1.40–2.00 per active user per month where it once cost $10, and a taste-profile dataset that improves the product with every reaction. At 3.2x SDE that is a </w:t>
-      </w:r>
-      <w:r>
-        <w:rPr>
-          <w:b/>
-          <w:bCs/>
-        </w:rPr>
-        <w:t xml:space="preserve">$550,635</w:t>
+        <w:t xml:space="preserve">, 405 advisor seats at 89% gross margin, 75% blended gross margin, a place catalog whose cost is shared by every traveller in a city rather than charged per head, and a taste-profile dataset that improves the product with every reaction. At 3.2x SDE that is a </w:t>
+      </w:r>
+      <w:r>
+        <w:rPr>
+          <w:b/>
+          <w:bCs/>
+        </w:rPr>
+        <w:t xml:space="preserve">$631,542</w:t>
       </w:r>
       <w:r>
         <w:t xml:space="preserve"> business.</w:t>
@@ -941,17 +941,17 @@
           <w:b/>
           <w:bCs/>
         </w:rPr>
-        <w:t xml:space="preserve">negative $5,575</w:t>
-      </w:r>
-      <w:r>
-        <w:t xml:space="preserve"> once the second founder's unpaid time is priced at market. And the $60,061 of total cash the plan requires, including a 12-month unpaid runway, exceeds the founders' stated $25,000 by </w:t>
-      </w:r>
-      <w:r>
-        <w:rPr>
-          <w:b/>
-          <w:bCs/>
-        </w:rPr>
-        <w:t xml:space="preserve">$35,061</w:t>
+        <w:t xml:space="preserve">negative $5,121</w:t>
+      </w:r>
+      <w:r>
+        <w:t xml:space="preserve"> once the second founder's unpaid time is priced at market. And the $60,095 of total cash the plan requires, including a 12-month unpaid runway, exceeds the founders' stated $25,000 by </w:t>
+      </w:r>
+      <w:r>
+        <w:rPr>
+          <w:b/>
+          <w:bCs/>
+        </w:rPr>
+        <w:t xml:space="preserve">$35,095</w:t>
       </w:r>
       <w:r>
         <w:t xml:space="preserve">. This business is not financeable today and is not yet proven at any gate beyond the first.</w:t>
@@ -1149,7 +1149,7 @@
                 <w:sz w:val="17"/>
                 <w:szCs w:val="17"/>
               </w:rPr>
-              <w:t xml:space="preserve">$12,061</w:t>
+              <w:t xml:space="preserve">$12,095</w:t>
             </w:r>
           </w:p>
         </w:tc>
@@ -1247,7 +1247,7 @@
                 <w:sz w:val="17"/>
                 <w:szCs w:val="17"/>
               </w:rPr>
-              <w:t xml:space="preserve">$60,061</w:t>
+              <w:t xml:space="preserve">$60,095</w:t>
             </w:r>
           </w:p>
         </w:tc>
@@ -1737,7 +1737,7 @@
                 <w:sz w:val="17"/>
                 <w:szCs w:val="17"/>
               </w:rPr>
-              <w:t xml:space="preserve">$172,073</w:t>
+              <w:t xml:space="preserve">$197,357</w:t>
             </w:r>
           </w:p>
         </w:tc>
@@ -2129,7 +2129,7 @@
                 <w:sz w:val="17"/>
                 <w:szCs w:val="17"/>
               </w:rPr>
-              <w:t xml:space="preserve">$550,635</w:t>
+              <w:t xml:space="preserve">$631,542</w:t>
             </w:r>
           </w:p>
         </w:tc>
@@ -2394,7 +2394,7 @@
         <w:t xml:space="preserve">The product is already built:</w:t>
       </w:r>
       <w:r>
-        <w:t xml:space="preserve"> onboarding, taste matching, the package builder with swap and lock, trip boards, maps and a place catalog are live in production, so the $12,061 of capital buys distribution rather than software.</w:t>
+        <w:t xml:space="preserve"> onboarding, taste matching, the package builder with swap and lock, trip boards, maps and a place catalog are live in production, so the $12,095 of capital buys distribution rather than software.</w:t>
       </w:r>
     </w:p>
     <w:p>
@@ -2415,7 +2415,17 @@
         <w:t xml:space="preserve">Unit costs already solved:</w:t>
       </w:r>
       <w:r>
-        <w:t xml:space="preserve"> the place catalog took cost per active user from about $10/month to $1.40–2.00, which is what makes a $49/year consumer plan viable at 51–66% margin.</w:t>
+        <w:t xml:space="preserve"> the place catalog is bought once per city and served to everyone, so Google spend is </w:t>
+      </w:r>
+      <w:r>
+        <w:rPr>
+          <w:b/>
+          <w:bCs/>
+        </w:rPr>
+        <w:t xml:space="preserve">$0.72 per effective user per month</w:t>
+      </w:r>
+      <w:r>
+        <w:t xml:space="preserve"> at Year-3 density against about $10 before it — which is what makes a $49/year consumer plan viable at 75% blended margin.</w:t>
       </w:r>
     </w:p>
     <w:p>
@@ -2580,7 +2590,7 @@
         <w:t xml:space="preserve">The funding gap is 58% of the requirement:</w:t>
       </w:r>
       <w:r>
-        <w:t xml:space="preserve"> $60,061 is needed including the unpaid year against $25,000 of stated founder cash.</w:t>
+        <w:t xml:space="preserve"> $60,095 is needed including the unpaid year against $25,000 of stated founder cash.</w:t>
       </w:r>
     </w:p>
     <w:p>
@@ -2601,7 +2611,7 @@
         <w:t xml:space="preserve">Year-1 SDE is negative:</w:t>
       </w:r>
       <w:r>
-        <w:t xml:space="preserve"> −$5,575, because two founders working unpaid are worth more than the $20,880 of operating profit they generate.</w:t>
+        <w:t xml:space="preserve"> −$5,121, because two founders working unpaid are worth more than the $21,334 of operating profit they generate.</w:t>
       </w:r>
     </w:p>
     <w:p>
@@ -2622,7 +2632,7 @@
         <w:t xml:space="preserve">One assumption dominates the outcome:</w:t>
       </w:r>
       <w:r>
-        <w:t xml:space="preserve"> a 30% miss on advisor seat adds costs $46,291 of Year-3 SDE, more than the entire concierge line contributes.</w:t>
+        <w:t xml:space="preserve"> a 30% miss on advisor seat adds costs $50,057 of Year-3 SDE, more than the entire concierge line contributes.</w:t>
       </w:r>
     </w:p>
     <w:p>
@@ -2643,7 +2653,7 @@
         <w:t xml:space="preserve">The exit thesis is 4x apart from the business plan:</w:t>
       </w:r>
       <w:r>
-        <w:t xml:space="preserve"> 3.2x SDE gives $550,635 against the plan's $2.0–2.7M, because that figure applies an ARR multiple at an SDE margin the cost structure does not produce.</w:t>
+        <w:t xml:space="preserve"> 3.2x SDE gives $631,542 against the plan's $2.0–2.7M, because that figure applies an ARR multiple at an SDE margin the cost structure does not produce.</w:t>
       </w:r>
     </w:p>
     <w:p>
@@ -3040,7 +3050,7 @@
                 <w:sz w:val="17"/>
                 <w:szCs w:val="17"/>
               </w:rPr>
-              <w:t xml:space="preserve">$8,143</w:t>
+              <w:t xml:space="preserve">$7,688</w:t>
             </w:r>
           </w:p>
         </w:tc>
@@ -3071,7 +3081,7 @@
                 <w:sz w:val="17"/>
                 <w:szCs w:val="17"/>
               </w:rPr>
-              <w:t xml:space="preserve">$59,342</w:t>
+              <w:t xml:space="preserve">$48,920</w:t>
             </w:r>
           </w:p>
         </w:tc>
@@ -3102,7 +3112,7 @@
                 <w:sz w:val="17"/>
                 <w:szCs w:val="17"/>
               </w:rPr>
-              <w:t xml:space="preserve">$131,447</w:t>
+              <w:t xml:space="preserve">$106,163</w:t>
             </w:r>
           </w:p>
         </w:tc>
@@ -3169,7 +3179,7 @@
                 <w:sz w:val="17"/>
                 <w:szCs w:val="17"/>
               </w:rPr>
-              <w:t xml:space="preserve">$31,980</w:t>
+              <w:t xml:space="preserve">$32,434</w:t>
             </w:r>
           </w:p>
         </w:tc>
@@ -3200,7 +3210,7 @@
                 <w:sz w:val="17"/>
                 <w:szCs w:val="17"/>
               </w:rPr>
-              <w:t xml:space="preserve">$131,331</w:t>
+              <w:t xml:space="preserve">$141,753</w:t>
             </w:r>
           </w:p>
         </w:tc>
@@ -3231,7 +3241,7 @@
                 <w:sz w:val="17"/>
                 <w:szCs w:val="17"/>
               </w:rPr>
-              <w:t xml:space="preserve">$295,873</w:t>
+              <w:t xml:space="preserve">$321,157</w:t>
             </w:r>
           </w:p>
         </w:tc>
@@ -3298,7 +3308,7 @@
                 <w:sz w:val="17"/>
                 <w:szCs w:val="17"/>
               </w:rPr>
-              <w:t xml:space="preserve">80%</w:t>
+              <w:t xml:space="preserve">81%</w:t>
             </w:r>
           </w:p>
         </w:tc>
@@ -3329,7 +3339,7 @@
                 <w:sz w:val="17"/>
                 <w:szCs w:val="17"/>
               </w:rPr>
-              <w:t xml:space="preserve">69%</w:t>
+              <w:t xml:space="preserve">74%</w:t>
             </w:r>
           </w:p>
         </w:tc>
@@ -3360,7 +3370,7 @@
                 <w:sz w:val="17"/>
                 <w:szCs w:val="17"/>
               </w:rPr>
-              <w:t xml:space="preserve">69%</w:t>
+              <w:t xml:space="preserve">75%</w:t>
             </w:r>
           </w:p>
         </w:tc>
@@ -3685,7 +3695,7 @@
                 <w:sz w:val="17"/>
                 <w:szCs w:val="17"/>
               </w:rPr>
-              <w:t xml:space="preserve">$20,880</w:t>
+              <w:t xml:space="preserve">$21,334</w:t>
             </w:r>
           </w:p>
         </w:tc>
@@ -3716,7 +3726,7 @@
                 <w:sz w:val="17"/>
                 <w:szCs w:val="17"/>
               </w:rPr>
-              <w:t xml:space="preserve">$35,931</w:t>
+              <w:t xml:space="preserve">$46,353</w:t>
             </w:r>
           </w:p>
         </w:tc>
@@ -3747,7 +3757,7 @@
                 <w:sz w:val="17"/>
                 <w:szCs w:val="17"/>
               </w:rPr>
-              <w:t xml:space="preserve">$102,073</w:t>
+              <w:t xml:space="preserve">$127,357</w:t>
             </w:r>
           </w:p>
         </w:tc>
@@ -3943,7 +3953,7 @@
                 <w:sz w:val="17"/>
                 <w:szCs w:val="17"/>
               </w:rPr>
-              <w:t xml:space="preserve">−$5,575</w:t>
+              <w:t xml:space="preserve">−$5,121</w:t>
             </w:r>
           </w:p>
         </w:tc>
@@ -3974,7 +3984,7 @@
                 <w:sz w:val="17"/>
                 <w:szCs w:val="17"/>
               </w:rPr>
-              <w:t xml:space="preserve">$56,566</w:t>
+              <w:t xml:space="preserve">$66,988</w:t>
             </w:r>
           </w:p>
         </w:tc>
@@ -4005,7 +4015,7 @@
                 <w:sz w:val="17"/>
                 <w:szCs w:val="17"/>
               </w:rPr>
-              <w:t xml:space="preserve">$172,073</w:t>
+              <w:t xml:space="preserve">$197,357</w:t>
             </w:r>
           </w:p>
         </w:tc>
@@ -4072,7 +4082,7 @@
                 <w:sz w:val="17"/>
                 <w:szCs w:val="17"/>
               </w:rPr>
-              <w:t xml:space="preserve">−14%</w:t>
+              <w:t xml:space="preserve">−13%</w:t>
             </w:r>
           </w:p>
         </w:tc>
@@ -4103,7 +4113,7 @@
                 <w:sz w:val="17"/>
                 <w:szCs w:val="17"/>
               </w:rPr>
-              <w:t xml:space="preserve">30%</w:t>
+              <w:t xml:space="preserve">35%</w:t>
             </w:r>
           </w:p>
         </w:tc>
@@ -4134,7 +4144,7 @@
                 <w:sz w:val="17"/>
                 <w:szCs w:val="17"/>
               </w:rPr>
-              <w:t xml:space="preserve">40%</w:t>
+              <w:t xml:space="preserve">46%</w:t>
             </w:r>
           </w:p>
         </w:tc>
@@ -4170,7 +4180,7 @@
         <w:t xml:space="preserve">Advisor seat adds</w:t>
       </w:r>
       <w:r>
-        <w:t xml:space="preserve"> is the largest single driver of Year-3 SDE by a wide margin — seats are 41% of Year-3 revenue at roughly 90% margin, and a 30% miss costs $46,291. </w:t>
+        <w:t xml:space="preserve"> is the largest single driver of Year-3 SDE by a wide margin — seats are 41% of Year-3 revenue at roughly 90% margin, and a 30% miss costs $50,057. </w:t>
       </w:r>
       <w:r>
         <w:rPr>
@@ -4180,17 +4190,17 @@
         <w:t xml:space="preserve">Free-to-paid conversion at 4–6%</w:t>
       </w:r>
       <w:r>
-        <w:t xml:space="preserve"> determines whether the consumer funnel is a business or a lead source for concierge. </w:t>
-      </w:r>
-      <w:r>
-        <w:rPr>
-          <w:b/>
-          <w:bCs/>
-        </w:rPr>
-        <w:t xml:space="preserve">Cost per paying user at $2.00/month</w:t>
-      </w:r>
-      <w:r>
-        <w:t xml:space="preserve"> is the one that runs backwards: a 30% overrun costs $28,797 of Year-3 SDE and would make the $49 annual plan unsellable at a profit.</w:t>
+        <w:t xml:space="preserve"> determines whether the consumer funnel is a business or a lead source for concierge. The third is new: </w:t>
+      </w:r>
+      <w:r>
+        <w:rPr>
+          <w:b/>
+          <w:bCs/>
+        </w:rPr>
+        <w:t xml:space="preserve">Google spend scales with cities and days, not users</w:t>
+      </w:r>
+      <w:r>
+        <w:t xml:space="preserve">, because every expensive cache in the app is keyed on the place, not the account. Between 50 and 250 seeded cities, Year-3 SDE swings $63,775 — a driver the earlier flat per-user rate hid entirely.</w:t>
       </w:r>
     </w:p>
     <w:p>
@@ -4705,17 +4715,17 @@
         <w:t xml:space="preserve">[E]</w:t>
       </w:r>
       <w:r>
-        <w:t xml:space="preserve"> — a large, new, under-tooled buyer segment. And model costs fell far enough that our cost per active user is $1.40–2.00/month </w:t>
-      </w:r>
-      <w:r>
-        <w:rPr>
-          <w:b/>
-          <w:bCs/>
-        </w:rPr>
-        <w:t xml:space="preserve">[E]</w:t>
-      </w:r>
-      <w:r>
-        <w:t xml:space="preserve"> instead of $10.</w:t>
+        <w:t xml:space="preserve"> — a large, new, under-tooled buyer segment. And model costs fell far enough, and the place catalog now spreads Google's fee across every traveller in a city, so cost per effective user is </w:t>
+      </w:r>
+      <w:r>
+        <w:rPr>
+          <w:b/>
+          <w:bCs/>
+        </w:rPr>
+        <w:t xml:space="preserve">$0.72/month [E]</w:t>
+      </w:r>
+      <w:r>
+        <w:t xml:space="preserve"> at Year-3 density instead of about $10.</w:t>
       </w:r>
     </w:p>
     <w:p>
@@ -7017,7 +7027,7 @@
         <w:ind w:left="360"/>
       </w:pPr>
       <w:r>
-        <w:t xml:space="preserve">$12,061 of business capital: $3,850 of one-time costs, $3,636 of month-1 drawdown, $4,575 of working-capital buffer. Separately the founders need $48,000 of personal runway for the unpaid year. Against $25,000 available that is a $35,061 shortfall. </w:t>
+        <w:t xml:space="preserve">$12,095 of business capital: $3,850 of one-time costs, $3,670 of month-1 drawdown, $4,575 of working-capital buffer. Separately the founders need $48,000 of personal runway for the unpaid year. Against $25,000 available that is a $35,095 shortfall. </w:t>
       </w:r>
       <w:r>
         <w:rPr>
@@ -7154,7 +7164,7 @@
         <w:ind w:left="360"/>
       </w:pPr>
       <w:r>
-        <w:t xml:space="preserve">80% in Year 1, 69% thereafter. The biggest line is per-user API, model and hosting cost, at $95,990 in Year 3 — 73% of all COGS.</w:t>
+        <w:t xml:space="preserve">81% in Year 1, 74–75% thereafter. The biggest line is Google and model cost, at $70,706 in Year 3 — 67% of all COGS.</w:t>
       </w:r>
     </w:p>
     <w:p>
@@ -8693,7 +8703,7 @@
         <w:ind w:left="360"/>
       </w:pPr>
       <w:r>
-        <w:t xml:space="preserve">Every card is a verified Google place with a live link, so the hallucinated-restaurant failure does not occur. The package is built from an eight-factor taste model and the score is shown with its reasons. Cost per active user is $1.40–2.00/month, which is what lets a $49/year plan carry a real place catalog. Each is testable by a third party.</w:t>
+        <w:t xml:space="preserve">Every card is a verified Google place with a live link, so the hallucinated-restaurant failure does not occur. The package is built from an eight-factor taste model and the score is shown with its reasons. A city's places are bought once and served to everyone, so Google cost per effective user falls to about $0.72/month once a city has a hundred travellers in it. Each is testable by a third party.</w:t>
       </w:r>
     </w:p>
     <w:p>
@@ -9020,7 +9030,7 @@
         <w:t xml:space="preserve">[default, A]</w:t>
       </w:r>
       <w:r>
-        <w:t xml:space="preserve"> The $35,061 shortfall against the full requirement is unresolved and is the first thing a partner would ask about.</w:t>
+        <w:t xml:space="preserve"> The $35,095 shortfall against the full requirement is unresolved and is the first thing a partner would ask about.</w:t>
       </w:r>
     </w:p>
     <w:p>
@@ -9403,7 +9413,7 @@
         <w:ind w:left="880" w:hanging="260"/>
       </w:pPr>
       <w:r>
-        <w:t xml:space="preserve">A working product with a solved cost problem: $1.40–2.00 per active user per month, down from</w:t>
+        <w:t xml:space="preserve">A working product with a solved cost problem: Google spend is shared across everyone in a city</w:t>
       </w:r>
     </w:p>
     <w:p>
@@ -9412,7 +9422,7 @@
         <w:ind w:left="360"/>
       </w:pPr>
       <w:r>
-        <w:t xml:space="preserve">about $10, which is what makes a $49/year plan possible.</w:t>
+        <w:t xml:space="preserve">rather than charged per head, so it falls to about $0.72 per effective user per month at density, down from about $10 before the catalog.</w:t>
       </w:r>
     </w:p>
     <w:p>
@@ -9511,7 +9521,7 @@
         <w:ind w:left="880" w:hanging="260"/>
       </w:pPr>
       <w:r>
-        <w:t xml:space="preserve">The funding gap: $60,061 needed against $25,000 available.</w:t>
+        <w:t xml:space="preserve">The funding gap: $60,095 needed against $25,000 available.</w:t>
       </w:r>
     </w:p>
     <w:p>
@@ -9766,7 +9776,7 @@
         <w:ind w:left="360"/>
       </w:pPr>
       <w:r>
-        <w:t xml:space="preserve">controls either; a 30% COGS overrun costs $28,797 of Year-3 SDE.</w:t>
+        <w:t xml:space="preserve">controls either, and Google spend rises with every city we open.</w:t>
       </w:r>
     </w:p>
     <w:p>
@@ -9997,13 +10007,13 @@
       </w:tblPr>
       <w:tblGrid>
         <w:gridCol w:w="560"/>
-        <w:gridCol w:w="1432"/>
-        <w:gridCol w:w="1399"/>
-        <w:gridCol w:w="879"/>
-        <w:gridCol w:w="1732"/>
+        <w:gridCol w:w="817"/>
+        <w:gridCol w:w="1356"/>
+        <w:gridCol w:w="1678"/>
+        <w:gridCol w:w="1678"/>
         <w:gridCol w:w="560"/>
-        <w:gridCol w:w="1066"/>
-        <w:gridCol w:w="1732"/>
+        <w:gridCol w:w="1033"/>
+        <w:gridCol w:w="1678"/>
       </w:tblGrid>
       <w:tr>
         <w:trPr>
@@ -10044,7 +10054,7 @@
         </w:tc>
         <w:tc>
           <w:tcPr>
-            <w:tcW w:type="dxa" w:w="1432"/>
+            <w:tcW w:type="dxa" w:w="817"/>
             <w:tcBorders>
               <w:top w:val="single" w:color="BFBFBF" w:sz="1"/>
               <w:left w:val="single" w:color="BFBFBF" w:sz="1"/>
@@ -10077,7 +10087,7 @@
         </w:tc>
         <w:tc>
           <w:tcPr>
-            <w:tcW w:type="dxa" w:w="1399"/>
+            <w:tcW w:type="dxa" w:w="1356"/>
             <w:tcBorders>
               <w:top w:val="single" w:color="BFBFBF" w:sz="1"/>
               <w:left w:val="single" w:color="BFBFBF" w:sz="1"/>
@@ -10110,7 +10120,7 @@
         </w:tc>
         <w:tc>
           <w:tcPr>
-            <w:tcW w:type="dxa" w:w="879"/>
+            <w:tcW w:type="dxa" w:w="1678"/>
             <w:tcBorders>
               <w:top w:val="single" w:color="BFBFBF" w:sz="1"/>
               <w:left w:val="single" w:color="BFBFBF" w:sz="1"/>
@@ -10143,7 +10153,7 @@
         </w:tc>
         <w:tc>
           <w:tcPr>
-            <w:tcW w:type="dxa" w:w="1732"/>
+            <w:tcW w:type="dxa" w:w="1678"/>
             <w:tcBorders>
               <w:top w:val="single" w:color="BFBFBF" w:sz="1"/>
               <w:left w:val="single" w:color="BFBFBF" w:sz="1"/>
@@ -10209,7 +10219,7 @@
         </w:tc>
         <w:tc>
           <w:tcPr>
-            <w:tcW w:type="dxa" w:w="1066"/>
+            <w:tcW w:type="dxa" w:w="1033"/>
             <w:tcBorders>
               <w:top w:val="single" w:color="BFBFBF" w:sz="1"/>
               <w:left w:val="single" w:color="BFBFBF" w:sz="1"/>
@@ -10242,7 +10252,7 @@
         </w:tc>
         <w:tc>
           <w:tcPr>
-            <w:tcW w:type="dxa" w:w="1732"/>
+            <w:tcW w:type="dxa" w:w="1678"/>
             <w:tcBorders>
               <w:top w:val="single" w:color="BFBFBF" w:sz="1"/>
               <w:left w:val="single" w:color="BFBFBF" w:sz="1"/>
@@ -10311,7 +10321,7 @@
         </w:tc>
         <w:tc>
           <w:tcPr>
-            <w:tcW w:type="dxa" w:w="1432"/>
+            <w:tcW w:type="dxa" w:w="817"/>
             <w:tcBorders>
               <w:top w:val="single" w:color="BFBFBF" w:sz="1"/>
               <w:left w:val="single" w:color="BFBFBF" w:sz="1"/>
@@ -10342,7 +10352,7 @@
         </w:tc>
         <w:tc>
           <w:tcPr>
-            <w:tcW w:type="dxa" w:w="1399"/>
+            <w:tcW w:type="dxa" w:w="1356"/>
             <w:tcBorders>
               <w:top w:val="single" w:color="BFBFBF" w:sz="1"/>
               <w:left w:val="single" w:color="BFBFBF" w:sz="1"/>
@@ -10373,7 +10383,7 @@
         </w:tc>
         <w:tc>
           <w:tcPr>
-            <w:tcW w:type="dxa" w:w="879"/>
+            <w:tcW w:type="dxa" w:w="1678"/>
             <w:tcBorders>
               <w:top w:val="single" w:color="BFBFBF" w:sz="1"/>
               <w:left w:val="single" w:color="BFBFBF" w:sz="1"/>
@@ -10404,7 +10414,7 @@
         </w:tc>
         <w:tc>
           <w:tcPr>
-            <w:tcW w:type="dxa" w:w="1732"/>
+            <w:tcW w:type="dxa" w:w="1678"/>
             <w:tcBorders>
               <w:top w:val="single" w:color="BFBFBF" w:sz="1"/>
               <w:left w:val="single" w:color="BFBFBF" w:sz="1"/>
@@ -10466,7 +10476,7 @@
         </w:tc>
         <w:tc>
           <w:tcPr>
-            <w:tcW w:type="dxa" w:w="1066"/>
+            <w:tcW w:type="dxa" w:w="1033"/>
             <w:tcBorders>
               <w:top w:val="single" w:color="BFBFBF" w:sz="1"/>
               <w:left w:val="single" w:color="BFBFBF" w:sz="1"/>
@@ -10497,7 +10507,7 @@
         </w:tc>
         <w:tc>
           <w:tcPr>
-            <w:tcW w:type="dxa" w:w="1732"/>
+            <w:tcW w:type="dxa" w:w="1678"/>
             <w:tcBorders>
               <w:top w:val="single" w:color="BFBFBF" w:sz="1"/>
               <w:left w:val="single" w:color="BFBFBF" w:sz="1"/>
@@ -10564,7 +10574,7 @@
         </w:tc>
         <w:tc>
           <w:tcPr>
-            <w:tcW w:type="dxa" w:w="1432"/>
+            <w:tcW w:type="dxa" w:w="817"/>
             <w:tcBorders>
               <w:top w:val="single" w:color="BFBFBF" w:sz="1"/>
               <w:left w:val="single" w:color="BFBFBF" w:sz="1"/>
@@ -10595,7 +10605,7 @@
         </w:tc>
         <w:tc>
           <w:tcPr>
-            <w:tcW w:type="dxa" w:w="1399"/>
+            <w:tcW w:type="dxa" w:w="1356"/>
             <w:tcBorders>
               <w:top w:val="single" w:color="BFBFBF" w:sz="1"/>
               <w:left w:val="single" w:color="BFBFBF" w:sz="1"/>
@@ -10626,7 +10636,7 @@
         </w:tc>
         <w:tc>
           <w:tcPr>
-            <w:tcW w:type="dxa" w:w="879"/>
+            <w:tcW w:type="dxa" w:w="1678"/>
             <w:tcBorders>
               <w:top w:val="single" w:color="BFBFBF" w:sz="1"/>
               <w:left w:val="single" w:color="BFBFBF" w:sz="1"/>
@@ -10657,7 +10667,7 @@
         </w:tc>
         <w:tc>
           <w:tcPr>
-            <w:tcW w:type="dxa" w:w="1732"/>
+            <w:tcW w:type="dxa" w:w="1678"/>
             <w:tcBorders>
               <w:top w:val="single" w:color="BFBFBF" w:sz="1"/>
               <w:left w:val="single" w:color="BFBFBF" w:sz="1"/>
@@ -10719,7 +10729,7 @@
         </w:tc>
         <w:tc>
           <w:tcPr>
-            <w:tcW w:type="dxa" w:w="1066"/>
+            <w:tcW w:type="dxa" w:w="1033"/>
             <w:tcBorders>
               <w:top w:val="single" w:color="BFBFBF" w:sz="1"/>
               <w:left w:val="single" w:color="BFBFBF" w:sz="1"/>
@@ -10750,7 +10760,7 @@
         </w:tc>
         <w:tc>
           <w:tcPr>
-            <w:tcW w:type="dxa" w:w="1732"/>
+            <w:tcW w:type="dxa" w:w="1678"/>
             <w:tcBorders>
               <w:top w:val="single" w:color="BFBFBF" w:sz="1"/>
               <w:left w:val="single" w:color="BFBFBF" w:sz="1"/>
@@ -10817,7 +10827,7 @@
         </w:tc>
         <w:tc>
           <w:tcPr>
-            <w:tcW w:type="dxa" w:w="1432"/>
+            <w:tcW w:type="dxa" w:w="817"/>
             <w:tcBorders>
               <w:top w:val="single" w:color="BFBFBF" w:sz="1"/>
               <w:left w:val="single" w:color="BFBFBF" w:sz="1"/>
@@ -10842,13 +10852,13 @@
                 <w:sz w:val="13"/>
                 <w:szCs w:val="13"/>
               </w:rPr>
-              <w:t xml:space="preserve">COGS per paying user</w:t>
-            </w:r>
-          </w:p>
-        </w:tc>
-        <w:tc>
-          <w:tcPr>
-            <w:tcW w:type="dxa" w:w="1399"/>
+              <w:t xml:space="preserve">Usage per effective user (places, photos, sheets, days active)</w:t>
+            </w:r>
+          </w:p>
+        </w:tc>
+        <w:tc>
+          <w:tcPr>
+            <w:tcW w:type="dxa" w:w="1356"/>
             <w:tcBorders>
               <w:top w:val="single" w:color="BFBFBF" w:sz="1"/>
               <w:left w:val="single" w:color="BFBFBF" w:sz="1"/>
@@ -10873,13 +10883,13 @@
                 <w:sz w:val="13"/>
                 <w:szCs w:val="13"/>
               </w:rPr>
-              <w:t xml:space="preserve">$2.00/mo</w:t>
-            </w:r>
-          </w:p>
-        </w:tc>
-        <w:tc>
-          <w:tcPr>
-            <w:tcW w:type="dxa" w:w="879"/>
+              <w:t xml:space="preserve">60 / 60 / 10 / 6 per month</w:t>
+            </w:r>
+          </w:p>
+        </w:tc>
+        <w:tc>
+          <w:tcPr>
+            <w:tcW w:type="dxa" w:w="1678"/>
             <w:tcBorders>
               <w:top w:val="single" w:color="BFBFBF" w:sz="1"/>
               <w:left w:val="single" w:color="BFBFBF" w:sz="1"/>
@@ -10904,13 +10914,13 @@
                 <w:sz w:val="13"/>
                 <w:szCs w:val="13"/>
               </w:rPr>
-              <w:t xml:space="preserve">Gross margin; a 30% overrun costs $28,797 of Y3 SDE</w:t>
-            </w:r>
-          </w:p>
-        </w:tc>
-        <w:tc>
-          <w:tcPr>
-            <w:tcW w:type="dxa" w:w="1732"/>
+              <w:t xml:space="preserve">The whole COGS engine; cities seeded swings Y3 SDE $63,775</w:t>
+            </w:r>
+          </w:p>
+        </w:tc>
+        <w:tc>
+          <w:tcPr>
+            <w:tcW w:type="dxa" w:w="1678"/>
             <w:tcBorders>
               <w:top w:val="single" w:color="BFBFBF" w:sz="1"/>
               <w:left w:val="single" w:color="BFBFBF" w:sz="1"/>
@@ -10935,49 +10945,27 @@
                 <w:sz w:val="13"/>
                 <w:szCs w:val="13"/>
               </w:rPr>
-              <w:t xml:space="preserve">Add the cost-per-active-user tile to </w:t>
-            </w:r>
-            <w:r>
-              <w:rPr>
-                <w:rFonts w:ascii="Consolas" w:cs="Consolas" w:eastAsia="Consolas" w:hAnsi="Consolas"/>
+              <w:t xml:space="preserve">Built.</w:t>
+            </w:r>
+            <w:r>
+              <w:rPr>
                 <w:b w:val="false"/>
                 <w:bCs w:val="false"/>
                 <w:sz w:val="13"/>
                 <w:szCs w:val="13"/>
               </w:rPr>
-              <w:t xml:space="preserve">/admin</w:t>
-            </w:r>
-            <w:r>
-              <w:rPr>
+              <w:t xml:space="preserve"> </w:t>
+            </w:r>
+            <w:r>
+              <w:rPr>
+                <w:rFonts w:ascii="Consolas" w:cs="Consolas" w:eastAsia="Consolas" w:hAnsi="Consolas"/>
                 <w:b w:val="false"/>
                 <w:bCs w:val="false"/>
                 <w:sz w:val="13"/>
                 <w:szCs w:val="13"/>
               </w:rPr>
-              <w:t xml:space="preserve"> from Google SKU counts and OpenRouter spend; read it weekly</w:t>
-            </w:r>
-          </w:p>
-        </w:tc>
-        <w:tc>
-          <w:tcPr>
-            <w:tcW w:type="dxa" w:w="560"/>
-            <w:tcBorders>
-              <w:top w:val="single" w:color="BFBFBF" w:sz="1"/>
-              <w:left w:val="single" w:color="BFBFBF" w:sz="1"/>
-              <w:bottom w:val="single" w:color="BFBFBF" w:sz="1"/>
-              <w:right w:val="single" w:color="BFBFBF" w:sz="1"/>
-            </w:tcBorders>
-            <w:tcMar>
-              <w:top w:type="dxa" w:w="50"/>
-              <w:left w:type="dxa" w:w="60"/>
-              <w:bottom w:type="dxa" w:w="50"/>
-              <w:right w:type="dxa" w:w="60"/>
-            </w:tcMar>
-          </w:tcPr>
-          <w:p>
-            <w:pPr>
-              <w:spacing w:after="20" w:before="20"/>
-            </w:pPr>
+              <w:t xml:space="preserve">/admin</w:t>
+            </w:r>
             <w:r>
               <w:rPr>
                 <w:b w:val="false"/>
@@ -10985,61 +10973,18 @@
                 <w:sz w:val="13"/>
                 <w:szCs w:val="13"/>
               </w:rPr>
-              <w:t xml:space="preserve">$0</w:t>
-            </w:r>
-          </w:p>
-        </w:tc>
-        <w:tc>
-          <w:tcPr>
-            <w:tcW w:type="dxa" w:w="1066"/>
-            <w:tcBorders>
-              <w:top w:val="single" w:color="BFBFBF" w:sz="1"/>
-              <w:left w:val="single" w:color="BFBFBF" w:sz="1"/>
-              <w:bottom w:val="single" w:color="BFBFBF" w:sz="1"/>
-              <w:right w:val="single" w:color="BFBFBF" w:sz="1"/>
-            </w:tcBorders>
-            <w:tcMar>
-              <w:top w:type="dxa" w:w="50"/>
-              <w:left w:type="dxa" w:w="60"/>
-              <w:bottom w:type="dxa" w:w="50"/>
-              <w:right w:type="dxa" w:w="60"/>
-            </w:tcMar>
-          </w:tcPr>
-          <w:p>
-            <w:pPr>
-              <w:spacing w:after="20" w:before="20"/>
-            </w:pPr>
-            <w:r>
-              <w:rPr>
+              <w:t xml:space="preserve"> now counts every paid Google call by SKU and reports cost per effective user and catalog hit rate (</w:t>
+            </w:r>
+            <w:r>
+              <w:rPr>
+                <w:rFonts w:ascii="Consolas" w:cs="Consolas" w:eastAsia="Consolas" w:hAnsi="Consolas"/>
                 <w:b w:val="false"/>
                 <w:bCs w:val="false"/>
                 <w:sz w:val="13"/>
                 <w:szCs w:val="13"/>
               </w:rPr>
-              <w:t xml:space="preserve">2 weeks</w:t>
-            </w:r>
-          </w:p>
-        </w:tc>
-        <w:tc>
-          <w:tcPr>
-            <w:tcW w:type="dxa" w:w="1732"/>
-            <w:tcBorders>
-              <w:top w:val="single" w:color="BFBFBF" w:sz="1"/>
-              <w:left w:val="single" w:color="BFBFBF" w:sz="1"/>
-              <w:bottom w:val="single" w:color="BFBFBF" w:sz="1"/>
-              <w:right w:val="single" w:color="BFBFBF" w:sz="1"/>
-            </w:tcBorders>
-            <w:tcMar>
-              <w:top w:type="dxa" w:w="50"/>
-              <w:left w:type="dxa" w:w="60"/>
-              <w:bottom w:type="dxa" w:w="50"/>
-              <w:right w:type="dxa" w:w="60"/>
-            </w:tcMar>
-          </w:tcPr>
-          <w:p>
-            <w:pPr>
-              <w:spacing w:after="20" w:before="20"/>
-            </w:pPr>
+              <w:t xml:space="preserve">docs/COGS.md</w:t>
+            </w:r>
             <w:r>
               <w:rPr>
                 <w:b w:val="false"/>
@@ -11047,7 +10992,100 @@
                 <w:sz w:val="13"/>
                 <w:szCs w:val="13"/>
               </w:rPr>
-              <w:t xml:space="preserve">Above $3.00/mo for two consecutive weeks → tighten the free tier or reprice Plus</w:t>
+              <w:t xml:space="preserve"> §9). Read it weekly</w:t>
+            </w:r>
+          </w:p>
+        </w:tc>
+        <w:tc>
+          <w:tcPr>
+            <w:tcW w:type="dxa" w:w="560"/>
+            <w:tcBorders>
+              <w:top w:val="single" w:color="BFBFBF" w:sz="1"/>
+              <w:left w:val="single" w:color="BFBFBF" w:sz="1"/>
+              <w:bottom w:val="single" w:color="BFBFBF" w:sz="1"/>
+              <w:right w:val="single" w:color="BFBFBF" w:sz="1"/>
+            </w:tcBorders>
+            <w:tcMar>
+              <w:top w:type="dxa" w:w="50"/>
+              <w:left w:type="dxa" w:w="60"/>
+              <w:bottom w:type="dxa" w:w="50"/>
+              <w:right w:type="dxa" w:w="60"/>
+            </w:tcMar>
+          </w:tcPr>
+          <w:p>
+            <w:pPr>
+              <w:spacing w:after="20" w:before="20"/>
+            </w:pPr>
+            <w:r>
+              <w:rPr>
+                <w:b w:val="false"/>
+                <w:bCs w:val="false"/>
+                <w:sz w:val="13"/>
+                <w:szCs w:val="13"/>
+              </w:rPr>
+              <w:t xml:space="preserve">$0</w:t>
+            </w:r>
+          </w:p>
+        </w:tc>
+        <w:tc>
+          <w:tcPr>
+            <w:tcW w:type="dxa" w:w="1033"/>
+            <w:tcBorders>
+              <w:top w:val="single" w:color="BFBFBF" w:sz="1"/>
+              <w:left w:val="single" w:color="BFBFBF" w:sz="1"/>
+              <w:bottom w:val="single" w:color="BFBFBF" w:sz="1"/>
+              <w:right w:val="single" w:color="BFBFBF" w:sz="1"/>
+            </w:tcBorders>
+            <w:tcMar>
+              <w:top w:type="dxa" w:w="50"/>
+              <w:left w:type="dxa" w:w="60"/>
+              <w:bottom w:type="dxa" w:w="50"/>
+              <w:right w:type="dxa" w:w="60"/>
+            </w:tcMar>
+          </w:tcPr>
+          <w:p>
+            <w:pPr>
+              <w:spacing w:after="20" w:before="20"/>
+            </w:pPr>
+            <w:r>
+              <w:rPr>
+                <w:b w:val="false"/>
+                <w:bCs w:val="false"/>
+                <w:sz w:val="13"/>
+                <w:szCs w:val="13"/>
+              </w:rPr>
+              <w:t xml:space="preserve">Read at M1</w:t>
+            </w:r>
+          </w:p>
+        </w:tc>
+        <w:tc>
+          <w:tcPr>
+            <w:tcW w:type="dxa" w:w="1678"/>
+            <w:tcBorders>
+              <w:top w:val="single" w:color="BFBFBF" w:sz="1"/>
+              <w:left w:val="single" w:color="BFBFBF" w:sz="1"/>
+              <w:bottom w:val="single" w:color="BFBFBF" w:sz="1"/>
+              <w:right w:val="single" w:color="BFBFBF" w:sz="1"/>
+            </w:tcBorders>
+            <w:tcMar>
+              <w:top w:type="dxa" w:w="50"/>
+              <w:left w:type="dxa" w:w="60"/>
+              <w:bottom w:type="dxa" w:w="50"/>
+              <w:right w:type="dxa" w:w="60"/>
+            </w:tcMar>
+          </w:tcPr>
+          <w:p>
+            <w:pPr>
+              <w:spacing w:after="20" w:before="20"/>
+            </w:pPr>
+            <w:r>
+              <w:rPr>
+                <w:b w:val="false"/>
+                <w:bCs w:val="false"/>
+                <w:sz w:val="13"/>
+                <w:szCs w:val="13"/>
+              </w:rPr>
+              <w:t xml:space="preserve">Cost per effective user above $2.00 for two consecutive weeks → tighten the free tier or slow city expansion</w:t>
             </w:r>
           </w:p>
         </w:tc>
@@ -11089,7 +11127,7 @@
         </w:tc>
         <w:tc>
           <w:tcPr>
-            <w:tcW w:type="dxa" w:w="1432"/>
+            <w:tcW w:type="dxa" w:w="817"/>
             <w:tcBorders>
               <w:top w:val="single" w:color="BFBFBF" w:sz="1"/>
               <w:left w:val="single" w:color="BFBFBF" w:sz="1"/>
@@ -11120,7 +11158,7 @@
         </w:tc>
         <w:tc>
           <w:tcPr>
-            <w:tcW w:type="dxa" w:w="1399"/>
+            <w:tcW w:type="dxa" w:w="1356"/>
             <w:tcBorders>
               <w:top w:val="single" w:color="BFBFBF" w:sz="1"/>
               <w:left w:val="single" w:color="BFBFBF" w:sz="1"/>
@@ -11151,7 +11189,7 @@
         </w:tc>
         <w:tc>
           <w:tcPr>
-            <w:tcW w:type="dxa" w:w="879"/>
+            <w:tcW w:type="dxa" w:w="1678"/>
             <w:tcBorders>
               <w:top w:val="single" w:color="BFBFBF" w:sz="1"/>
               <w:left w:val="single" w:color="BFBFBF" w:sz="1"/>
@@ -11182,7 +11220,7 @@
         </w:tc>
         <w:tc>
           <w:tcPr>
-            <w:tcW w:type="dxa" w:w="1732"/>
+            <w:tcW w:type="dxa" w:w="1678"/>
             <w:tcBorders>
               <w:top w:val="single" w:color="BFBFBF" w:sz="1"/>
               <w:left w:val="single" w:color="BFBFBF" w:sz="1"/>
@@ -11244,7 +11282,7 @@
         </w:tc>
         <w:tc>
           <w:tcPr>
-            <w:tcW w:type="dxa" w:w="1066"/>
+            <w:tcW w:type="dxa" w:w="1033"/>
             <w:tcBorders>
               <w:top w:val="single" w:color="BFBFBF" w:sz="1"/>
               <w:left w:val="single" w:color="BFBFBF" w:sz="1"/>
@@ -11275,7 +11313,7 @@
         </w:tc>
         <w:tc>
           <w:tcPr>
-            <w:tcW w:type="dxa" w:w="1732"/>
+            <w:tcW w:type="dxa" w:w="1678"/>
             <w:tcBorders>
               <w:top w:val="single" w:color="BFBFBF" w:sz="1"/>
               <w:left w:val="single" w:color="BFBFBF" w:sz="1"/>
@@ -11342,7 +11380,7 @@
         </w:tc>
         <w:tc>
           <w:tcPr>
-            <w:tcW w:type="dxa" w:w="1432"/>
+            <w:tcW w:type="dxa" w:w="817"/>
             <w:tcBorders>
               <w:top w:val="single" w:color="BFBFBF" w:sz="1"/>
               <w:left w:val="single" w:color="BFBFBF" w:sz="1"/>
@@ -11373,7 +11411,7 @@
         </w:tc>
         <w:tc>
           <w:tcPr>
-            <w:tcW w:type="dxa" w:w="1399"/>
+            <w:tcW w:type="dxa" w:w="1356"/>
             <w:tcBorders>
               <w:top w:val="single" w:color="BFBFBF" w:sz="1"/>
               <w:left w:val="single" w:color="BFBFBF" w:sz="1"/>
@@ -11404,7 +11442,7 @@
         </w:tc>
         <w:tc>
           <w:tcPr>
-            <w:tcW w:type="dxa" w:w="879"/>
+            <w:tcW w:type="dxa" w:w="1678"/>
             <w:tcBorders>
               <w:top w:val="single" w:color="BFBFBF" w:sz="1"/>
               <w:left w:val="single" w:color="BFBFBF" w:sz="1"/>
@@ -11435,7 +11473,7 @@
         </w:tc>
         <w:tc>
           <w:tcPr>
-            <w:tcW w:type="dxa" w:w="1732"/>
+            <w:tcW w:type="dxa" w:w="1678"/>
             <w:tcBorders>
               <w:top w:val="single" w:color="BFBFBF" w:sz="1"/>
               <w:left w:val="single" w:color="BFBFBF" w:sz="1"/>
@@ -11497,7 +11535,7 @@
         </w:tc>
         <w:tc>
           <w:tcPr>
-            <w:tcW w:type="dxa" w:w="1066"/>
+            <w:tcW w:type="dxa" w:w="1033"/>
             <w:tcBorders>
               <w:top w:val="single" w:color="BFBFBF" w:sz="1"/>
               <w:left w:val="single" w:color="BFBFBF" w:sz="1"/>
@@ -11528,7 +11566,7 @@
         </w:tc>
         <w:tc>
           <w:tcPr>
-            <w:tcW w:type="dxa" w:w="1732"/>
+            <w:tcW w:type="dxa" w:w="1678"/>
             <w:tcBorders>
               <w:top w:val="single" w:color="BFBFBF" w:sz="1"/>
               <w:left w:val="single" w:color="BFBFBF" w:sz="1"/>
@@ -11595,7 +11633,7 @@
         </w:tc>
         <w:tc>
           <w:tcPr>
-            <w:tcW w:type="dxa" w:w="1432"/>
+            <w:tcW w:type="dxa" w:w="817"/>
             <w:tcBorders>
               <w:top w:val="single" w:color="BFBFBF" w:sz="1"/>
               <w:left w:val="single" w:color="BFBFBF" w:sz="1"/>
@@ -11626,7 +11664,7 @@
         </w:tc>
         <w:tc>
           <w:tcPr>
-            <w:tcW w:type="dxa" w:w="1399"/>
+            <w:tcW w:type="dxa" w:w="1356"/>
             <w:tcBorders>
               <w:top w:val="single" w:color="BFBFBF" w:sz="1"/>
               <w:left w:val="single" w:color="BFBFBF" w:sz="1"/>
@@ -11657,7 +11695,7 @@
         </w:tc>
         <w:tc>
           <w:tcPr>
-            <w:tcW w:type="dxa" w:w="879"/>
+            <w:tcW w:type="dxa" w:w="1678"/>
             <w:tcBorders>
               <w:top w:val="single" w:color="BFBFBF" w:sz="1"/>
               <w:left w:val="single" w:color="BFBFBF" w:sz="1"/>
@@ -11688,7 +11726,7 @@
         </w:tc>
         <w:tc>
           <w:tcPr>
-            <w:tcW w:type="dxa" w:w="1732"/>
+            <w:tcW w:type="dxa" w:w="1678"/>
             <w:tcBorders>
               <w:top w:val="single" w:color="BFBFBF" w:sz="1"/>
               <w:left w:val="single" w:color="BFBFBF" w:sz="1"/>
@@ -11750,7 +11788,7 @@
         </w:tc>
         <w:tc>
           <w:tcPr>
-            <w:tcW w:type="dxa" w:w="1066"/>
+            <w:tcW w:type="dxa" w:w="1033"/>
             <w:tcBorders>
               <w:top w:val="single" w:color="BFBFBF" w:sz="1"/>
               <w:left w:val="single" w:color="BFBFBF" w:sz="1"/>
@@ -11781,7 +11819,7 @@
         </w:tc>
         <w:tc>
           <w:tcPr>
-            <w:tcW w:type="dxa" w:w="1732"/>
+            <w:tcW w:type="dxa" w:w="1678"/>
             <w:tcBorders>
               <w:top w:val="single" w:color="BFBFBF" w:sz="1"/>
               <w:left w:val="single" w:color="BFBFBF" w:sz="1"/>
@@ -11848,7 +11886,7 @@
         </w:tc>
         <w:tc>
           <w:tcPr>
-            <w:tcW w:type="dxa" w:w="1432"/>
+            <w:tcW w:type="dxa" w:w="817"/>
             <w:tcBorders>
               <w:top w:val="single" w:color="BFBFBF" w:sz="1"/>
               <w:left w:val="single" w:color="BFBFBF" w:sz="1"/>
@@ -11879,7 +11917,7 @@
         </w:tc>
         <w:tc>
           <w:tcPr>
-            <w:tcW w:type="dxa" w:w="1399"/>
+            <w:tcW w:type="dxa" w:w="1356"/>
             <w:tcBorders>
               <w:top w:val="single" w:color="BFBFBF" w:sz="1"/>
               <w:left w:val="single" w:color="BFBFBF" w:sz="1"/>
@@ -11910,7 +11948,7 @@
         </w:tc>
         <w:tc>
           <w:tcPr>
-            <w:tcW w:type="dxa" w:w="879"/>
+            <w:tcW w:type="dxa" w:w="1678"/>
             <w:tcBorders>
               <w:top w:val="single" w:color="BFBFBF" w:sz="1"/>
               <w:left w:val="single" w:color="BFBFBF" w:sz="1"/>
@@ -11941,7 +11979,7 @@
         </w:tc>
         <w:tc>
           <w:tcPr>
-            <w:tcW w:type="dxa" w:w="1732"/>
+            <w:tcW w:type="dxa" w:w="1678"/>
             <w:tcBorders>
               <w:top w:val="single" w:color="BFBFBF" w:sz="1"/>
               <w:left w:val="single" w:color="BFBFBF" w:sz="1"/>
@@ -12003,7 +12041,7 @@
         </w:tc>
         <w:tc>
           <w:tcPr>
-            <w:tcW w:type="dxa" w:w="1066"/>
+            <w:tcW w:type="dxa" w:w="1033"/>
             <w:tcBorders>
               <w:top w:val="single" w:color="BFBFBF" w:sz="1"/>
               <w:left w:val="single" w:color="BFBFBF" w:sz="1"/>
@@ -12034,7 +12072,7 @@
         </w:tc>
         <w:tc>
           <w:tcPr>
-            <w:tcW w:type="dxa" w:w="1732"/>
+            <w:tcW w:type="dxa" w:w="1678"/>
             <w:tcBorders>
               <w:top w:val="single" w:color="BFBFBF" w:sz="1"/>
               <w:left w:val="single" w:color="BFBFBF" w:sz="1"/>
@@ -12101,7 +12139,7 @@
         </w:tc>
         <w:tc>
           <w:tcPr>
-            <w:tcW w:type="dxa" w:w="1432"/>
+            <w:tcW w:type="dxa" w:w="817"/>
             <w:tcBorders>
               <w:top w:val="single" w:color="BFBFBF" w:sz="1"/>
               <w:left w:val="single" w:color="BFBFBF" w:sz="1"/>
@@ -12132,7 +12170,7 @@
         </w:tc>
         <w:tc>
           <w:tcPr>
-            <w:tcW w:type="dxa" w:w="1399"/>
+            <w:tcW w:type="dxa" w:w="1356"/>
             <w:tcBorders>
               <w:top w:val="single" w:color="BFBFBF" w:sz="1"/>
               <w:left w:val="single" w:color="BFBFBF" w:sz="1"/>
@@ -12163,7 +12201,7 @@
         </w:tc>
         <w:tc>
           <w:tcPr>
-            <w:tcW w:type="dxa" w:w="879"/>
+            <w:tcW w:type="dxa" w:w="1678"/>
             <w:tcBorders>
               <w:top w:val="single" w:color="BFBFBF" w:sz="1"/>
               <w:left w:val="single" w:color="BFBFBF" w:sz="1"/>
@@ -12194,7 +12232,7 @@
         </w:tc>
         <w:tc>
           <w:tcPr>
-            <w:tcW w:type="dxa" w:w="1732"/>
+            <w:tcW w:type="dxa" w:w="1678"/>
             <w:tcBorders>
               <w:top w:val="single" w:color="BFBFBF" w:sz="1"/>
               <w:left w:val="single" w:color="BFBFBF" w:sz="1"/>
@@ -12256,7 +12294,7 @@
         </w:tc>
         <w:tc>
           <w:tcPr>
-            <w:tcW w:type="dxa" w:w="1066"/>
+            <w:tcW w:type="dxa" w:w="1033"/>
             <w:tcBorders>
               <w:top w:val="single" w:color="BFBFBF" w:sz="1"/>
               <w:left w:val="single" w:color="BFBFBF" w:sz="1"/>
@@ -12287,7 +12325,7 @@
         </w:tc>
         <w:tc>
           <w:tcPr>
-            <w:tcW w:type="dxa" w:w="1732"/>
+            <w:tcW w:type="dxa" w:w="1678"/>
             <w:tcBorders>
               <w:top w:val="single" w:color="BFBFBF" w:sz="1"/>
               <w:left w:val="single" w:color="BFBFBF" w:sz="1"/>
@@ -12354,7 +12392,7 @@
         </w:tc>
         <w:tc>
           <w:tcPr>
-            <w:tcW w:type="dxa" w:w="1432"/>
+            <w:tcW w:type="dxa" w:w="817"/>
             <w:tcBorders>
               <w:top w:val="single" w:color="BFBFBF" w:sz="1"/>
               <w:left w:val="single" w:color="BFBFBF" w:sz="1"/>
@@ -12385,7 +12423,7 @@
         </w:tc>
         <w:tc>
           <w:tcPr>
-            <w:tcW w:type="dxa" w:w="1399"/>
+            <w:tcW w:type="dxa" w:w="1356"/>
             <w:tcBorders>
               <w:top w:val="single" w:color="BFBFBF" w:sz="1"/>
               <w:left w:val="single" w:color="BFBFBF" w:sz="1"/>
@@ -12410,13 +12448,13 @@
                 <w:sz w:val="13"/>
                 <w:szCs w:val="13"/>
               </w:rPr>
-              <w:t xml:space="preserve">$25,000 against $60,061 needed</w:t>
-            </w:r>
-          </w:p>
-        </w:tc>
-        <w:tc>
-          <w:tcPr>
-            <w:tcW w:type="dxa" w:w="879"/>
+              <w:t xml:space="preserve">$25,000 against $60,095 needed</w:t>
+            </w:r>
+          </w:p>
+        </w:tc>
+        <w:tc>
+          <w:tcPr>
+            <w:tcW w:type="dxa" w:w="1678"/>
             <w:tcBorders>
               <w:top w:val="single" w:color="BFBFBF" w:sz="1"/>
               <w:left w:val="single" w:color="BFBFBF" w:sz="1"/>
@@ -12447,7 +12485,7 @@
         </w:tc>
         <w:tc>
           <w:tcPr>
-            <w:tcW w:type="dxa" w:w="1732"/>
+            <w:tcW w:type="dxa" w:w="1678"/>
             <w:tcBorders>
               <w:top w:val="single" w:color="BFBFBF" w:sz="1"/>
               <w:left w:val="single" w:color="BFBFBF" w:sz="1"/>
@@ -12509,7 +12547,7 @@
         </w:tc>
         <w:tc>
           <w:tcPr>
-            <w:tcW w:type="dxa" w:w="1066"/>
+            <w:tcW w:type="dxa" w:w="1033"/>
             <w:tcBorders>
               <w:top w:val="single" w:color="BFBFBF" w:sz="1"/>
               <w:left w:val="single" w:color="BFBFBF" w:sz="1"/>
@@ -12540,7 +12578,7 @@
         </w:tc>
         <w:tc>
           <w:tcPr>
-            <w:tcW w:type="dxa" w:w="1732"/>
+            <w:tcW w:type="dxa" w:w="1678"/>
             <w:tcBorders>
               <w:top w:val="single" w:color="BFBFBF" w:sz="1"/>
               <w:left w:val="single" w:color="BFBFBF" w:sz="1"/>
@@ -12607,7 +12645,7 @@
         </w:tc>
         <w:tc>
           <w:tcPr>
-            <w:tcW w:type="dxa" w:w="1432"/>
+            <w:tcW w:type="dxa" w:w="817"/>
             <w:tcBorders>
               <w:top w:val="single" w:color="BFBFBF" w:sz="1"/>
               <w:left w:val="single" w:color="BFBFBF" w:sz="1"/>
@@ -12638,7 +12676,7 @@
         </w:tc>
         <w:tc>
           <w:tcPr>
-            <w:tcW w:type="dxa" w:w="1399"/>
+            <w:tcW w:type="dxa" w:w="1356"/>
             <w:tcBorders>
               <w:top w:val="single" w:color="BFBFBF" w:sz="1"/>
               <w:left w:val="single" w:color="BFBFBF" w:sz="1"/>
@@ -12669,7 +12707,7 @@
         </w:tc>
         <w:tc>
           <w:tcPr>
-            <w:tcW w:type="dxa" w:w="879"/>
+            <w:tcW w:type="dxa" w:w="1678"/>
             <w:tcBorders>
               <w:top w:val="single" w:color="BFBFBF" w:sz="1"/>
               <w:left w:val="single" w:color="BFBFBF" w:sz="1"/>
@@ -12700,7 +12738,7 @@
         </w:tc>
         <w:tc>
           <w:tcPr>
-            <w:tcW w:type="dxa" w:w="1732"/>
+            <w:tcW w:type="dxa" w:w="1678"/>
             <w:tcBorders>
               <w:top w:val="single" w:color="BFBFBF" w:sz="1"/>
               <w:left w:val="single" w:color="BFBFBF" w:sz="1"/>
@@ -12762,7 +12800,7 @@
         </w:tc>
         <w:tc>
           <w:tcPr>
-            <w:tcW w:type="dxa" w:w="1066"/>
+            <w:tcW w:type="dxa" w:w="1033"/>
             <w:tcBorders>
               <w:top w:val="single" w:color="BFBFBF" w:sz="1"/>
               <w:left w:val="single" w:color="BFBFBF" w:sz="1"/>
@@ -12793,7 +12831,7 @@
         </w:tc>
         <w:tc>
           <w:tcPr>
-            <w:tcW w:type="dxa" w:w="1732"/>
+            <w:tcW w:type="dxa" w:w="1678"/>
             <w:tcBorders>
               <w:top w:val="single" w:color="BFBFBF" w:sz="1"/>
               <w:left w:val="single" w:color="BFBFBF" w:sz="1"/>
@@ -12860,7 +12898,7 @@
         </w:tc>
         <w:tc>
           <w:tcPr>
-            <w:tcW w:type="dxa" w:w="1432"/>
+            <w:tcW w:type="dxa" w:w="817"/>
             <w:tcBorders>
               <w:top w:val="single" w:color="BFBFBF" w:sz="1"/>
               <w:left w:val="single" w:color="BFBFBF" w:sz="1"/>
@@ -12891,7 +12929,7 @@
         </w:tc>
         <w:tc>
           <w:tcPr>
-            <w:tcW w:type="dxa" w:w="1399"/>
+            <w:tcW w:type="dxa" w:w="1356"/>
             <w:tcBorders>
               <w:top w:val="single" w:color="BFBFBF" w:sz="1"/>
               <w:left w:val="single" w:color="BFBFBF" w:sz="1"/>
@@ -12922,7 +12960,7 @@
         </w:tc>
         <w:tc>
           <w:tcPr>
-            <w:tcW w:type="dxa" w:w="879"/>
+            <w:tcW w:type="dxa" w:w="1678"/>
             <w:tcBorders>
               <w:top w:val="single" w:color="BFBFBF" w:sz="1"/>
               <w:left w:val="single" w:color="BFBFBF" w:sz="1"/>
@@ -12953,7 +12991,7 @@
         </w:tc>
         <w:tc>
           <w:tcPr>
-            <w:tcW w:type="dxa" w:w="1732"/>
+            <w:tcW w:type="dxa" w:w="1678"/>
             <w:tcBorders>
               <w:top w:val="single" w:color="BFBFBF" w:sz="1"/>
               <w:left w:val="single" w:color="BFBFBF" w:sz="1"/>
@@ -13015,7 +13053,7 @@
         </w:tc>
         <w:tc>
           <w:tcPr>
-            <w:tcW w:type="dxa" w:w="1066"/>
+            <w:tcW w:type="dxa" w:w="1033"/>
             <w:tcBorders>
               <w:top w:val="single" w:color="BFBFBF" w:sz="1"/>
               <w:left w:val="single" w:color="BFBFBF" w:sz="1"/>
@@ -13046,7 +13084,7 @@
         </w:tc>
         <w:tc>
           <w:tcPr>
-            <w:tcW w:type="dxa" w:w="1732"/>
+            <w:tcW w:type="dxa" w:w="1678"/>
             <w:tcBorders>
               <w:top w:val="single" w:color="BFBFBF" w:sz="1"/>
               <w:left w:val="single" w:color="BFBFBF" w:sz="1"/>
@@ -13113,7 +13151,7 @@
         </w:tc>
         <w:tc>
           <w:tcPr>
-            <w:tcW w:type="dxa" w:w="1432"/>
+            <w:tcW w:type="dxa" w:w="817"/>
             <w:tcBorders>
               <w:top w:val="single" w:color="BFBFBF" w:sz="1"/>
               <w:left w:val="single" w:color="BFBFBF" w:sz="1"/>
@@ -13144,7 +13182,7 @@
         </w:tc>
         <w:tc>
           <w:tcPr>
-            <w:tcW w:type="dxa" w:w="1399"/>
+            <w:tcW w:type="dxa" w:w="1356"/>
             <w:tcBorders>
               <w:top w:val="single" w:color="BFBFBF" w:sz="1"/>
               <w:left w:val="single" w:color="BFBFBF" w:sz="1"/>
@@ -13175,7 +13213,7 @@
         </w:tc>
         <w:tc>
           <w:tcPr>
-            <w:tcW w:type="dxa" w:w="879"/>
+            <w:tcW w:type="dxa" w:w="1678"/>
             <w:tcBorders>
               <w:top w:val="single" w:color="BFBFBF" w:sz="1"/>
               <w:left w:val="single" w:color="BFBFBF" w:sz="1"/>
@@ -13206,7 +13244,7 @@
         </w:tc>
         <w:tc>
           <w:tcPr>
-            <w:tcW w:type="dxa" w:w="1732"/>
+            <w:tcW w:type="dxa" w:w="1678"/>
             <w:tcBorders>
               <w:top w:val="single" w:color="BFBFBF" w:sz="1"/>
               <w:left w:val="single" w:color="BFBFBF" w:sz="1"/>
@@ -13268,7 +13306,7 @@
         </w:tc>
         <w:tc>
           <w:tcPr>
-            <w:tcW w:type="dxa" w:w="1066"/>
+            <w:tcW w:type="dxa" w:w="1033"/>
             <w:tcBorders>
               <w:top w:val="single" w:color="BFBFBF" w:sz="1"/>
               <w:left w:val="single" w:color="BFBFBF" w:sz="1"/>
@@ -13299,7 +13337,7 @@
         </w:tc>
         <w:tc>
           <w:tcPr>
-            <w:tcW w:type="dxa" w:w="1732"/>
+            <w:tcW w:type="dxa" w:w="1678"/>
             <w:tcBorders>
               <w:top w:val="single" w:color="BFBFBF" w:sz="1"/>
               <w:left w:val="single" w:color="BFBFBF" w:sz="1"/>
@@ -13366,7 +13404,7 @@
         </w:tc>
         <w:tc>
           <w:tcPr>
-            <w:tcW w:type="dxa" w:w="1432"/>
+            <w:tcW w:type="dxa" w:w="817"/>
             <w:tcBorders>
               <w:top w:val="single" w:color="BFBFBF" w:sz="1"/>
               <w:left w:val="single" w:color="BFBFBF" w:sz="1"/>
@@ -13397,7 +13435,7 @@
         </w:tc>
         <w:tc>
           <w:tcPr>
-            <w:tcW w:type="dxa" w:w="1399"/>
+            <w:tcW w:type="dxa" w:w="1356"/>
             <w:tcBorders>
               <w:top w:val="single" w:color="BFBFBF" w:sz="1"/>
               <w:left w:val="single" w:color="BFBFBF" w:sz="1"/>
@@ -13428,7 +13466,7 @@
         </w:tc>
         <w:tc>
           <w:tcPr>
-            <w:tcW w:type="dxa" w:w="879"/>
+            <w:tcW w:type="dxa" w:w="1678"/>
             <w:tcBorders>
               <w:top w:val="single" w:color="BFBFBF" w:sz="1"/>
               <w:left w:val="single" w:color="BFBFBF" w:sz="1"/>
@@ -13459,7 +13497,7 @@
         </w:tc>
         <w:tc>
           <w:tcPr>
-            <w:tcW w:type="dxa" w:w="1732"/>
+            <w:tcW w:type="dxa" w:w="1678"/>
             <w:tcBorders>
               <w:top w:val="single" w:color="BFBFBF" w:sz="1"/>
               <w:left w:val="single" w:color="BFBFBF" w:sz="1"/>
@@ -13521,7 +13559,7 @@
         </w:tc>
         <w:tc>
           <w:tcPr>
-            <w:tcW w:type="dxa" w:w="1066"/>
+            <w:tcW w:type="dxa" w:w="1033"/>
             <w:tcBorders>
               <w:top w:val="single" w:color="BFBFBF" w:sz="1"/>
               <w:left w:val="single" w:color="BFBFBF" w:sz="1"/>
@@ -13552,7 +13590,7 @@
         </w:tc>
         <w:tc>
           <w:tcPr>
-            <w:tcW w:type="dxa" w:w="1732"/>
+            <w:tcW w:type="dxa" w:w="1678"/>
             <w:tcBorders>
               <w:top w:val="single" w:color="BFBFBF" w:sz="1"/>
               <w:left w:val="single" w:color="BFBFBF" w:sz="1"/>
@@ -13619,7 +13657,7 @@
         </w:tc>
         <w:tc>
           <w:tcPr>
-            <w:tcW w:type="dxa" w:w="1432"/>
+            <w:tcW w:type="dxa" w:w="817"/>
             <w:tcBorders>
               <w:top w:val="single" w:color="BFBFBF" w:sz="1"/>
               <w:left w:val="single" w:color="BFBFBF" w:sz="1"/>
@@ -13650,7 +13688,7 @@
         </w:tc>
         <w:tc>
           <w:tcPr>
-            <w:tcW w:type="dxa" w:w="1399"/>
+            <w:tcW w:type="dxa" w:w="1356"/>
             <w:tcBorders>
               <w:top w:val="single" w:color="BFBFBF" w:sz="1"/>
               <w:left w:val="single" w:color="BFBFBF" w:sz="1"/>
@@ -13681,7 +13719,7 @@
         </w:tc>
         <w:tc>
           <w:tcPr>
-            <w:tcW w:type="dxa" w:w="879"/>
+            <w:tcW w:type="dxa" w:w="1678"/>
             <w:tcBorders>
               <w:top w:val="single" w:color="BFBFBF" w:sz="1"/>
               <w:left w:val="single" w:color="BFBFBF" w:sz="1"/>
@@ -13712,7 +13750,7 @@
         </w:tc>
         <w:tc>
           <w:tcPr>
-            <w:tcW w:type="dxa" w:w="1732"/>
+            <w:tcW w:type="dxa" w:w="1678"/>
             <w:tcBorders>
               <w:top w:val="single" w:color="BFBFBF" w:sz="1"/>
               <w:left w:val="single" w:color="BFBFBF" w:sz="1"/>
@@ -13774,7 +13812,7 @@
         </w:tc>
         <w:tc>
           <w:tcPr>
-            <w:tcW w:type="dxa" w:w="1066"/>
+            <w:tcW w:type="dxa" w:w="1033"/>
             <w:tcBorders>
               <w:top w:val="single" w:color="BFBFBF" w:sz="1"/>
               <w:left w:val="single" w:color="BFBFBF" w:sz="1"/>
@@ -13805,7 +13843,7 @@
         </w:tc>
         <w:tc>
           <w:tcPr>
-            <w:tcW w:type="dxa" w:w="1732"/>
+            <w:tcW w:type="dxa" w:w="1678"/>
             <w:tcBorders>
               <w:top w:val="single" w:color="BFBFBF" w:sz="1"/>
               <w:left w:val="single" w:color="BFBFBF" w:sz="1"/>
@@ -13872,7 +13910,7 @@
         </w:tc>
         <w:tc>
           <w:tcPr>
-            <w:tcW w:type="dxa" w:w="1432"/>
+            <w:tcW w:type="dxa" w:w="817"/>
             <w:tcBorders>
               <w:top w:val="single" w:color="BFBFBF" w:sz="1"/>
               <w:left w:val="single" w:color="BFBFBF" w:sz="1"/>
@@ -13903,7 +13941,7 @@
         </w:tc>
         <w:tc>
           <w:tcPr>
-            <w:tcW w:type="dxa" w:w="1399"/>
+            <w:tcW w:type="dxa" w:w="1356"/>
             <w:tcBorders>
               <w:top w:val="single" w:color="BFBFBF" w:sz="1"/>
               <w:left w:val="single" w:color="BFBFBF" w:sz="1"/>
@@ -13934,7 +13972,7 @@
         </w:tc>
         <w:tc>
           <w:tcPr>
-            <w:tcW w:type="dxa" w:w="879"/>
+            <w:tcW w:type="dxa" w:w="1678"/>
             <w:tcBorders>
               <w:top w:val="single" w:color="BFBFBF" w:sz="1"/>
               <w:left w:val="single" w:color="BFBFBF" w:sz="1"/>
@@ -13965,7 +14003,7 @@
         </w:tc>
         <w:tc>
           <w:tcPr>
-            <w:tcW w:type="dxa" w:w="1732"/>
+            <w:tcW w:type="dxa" w:w="1678"/>
             <w:tcBorders>
               <w:top w:val="single" w:color="BFBFBF" w:sz="1"/>
               <w:left w:val="single" w:color="BFBFBF" w:sz="1"/>
@@ -14027,7 +14065,7 @@
         </w:tc>
         <w:tc>
           <w:tcPr>
-            <w:tcW w:type="dxa" w:w="1066"/>
+            <w:tcW w:type="dxa" w:w="1033"/>
             <w:tcBorders>
               <w:top w:val="single" w:color="BFBFBF" w:sz="1"/>
               <w:left w:val="single" w:color="BFBFBF" w:sz="1"/>
@@ -14058,7 +14096,7 @@
         </w:tc>
         <w:tc>
           <w:tcPr>
-            <w:tcW w:type="dxa" w:w="1732"/>
+            <w:tcW w:type="dxa" w:w="1678"/>
             <w:tcBorders>
               <w:top w:val="single" w:color="BFBFBF" w:sz="1"/>
               <w:left w:val="single" w:color="BFBFBF" w:sz="1"/>
@@ -14411,7 +14449,7 @@
         <w:sz w:val="16"/>
         <w:szCs w:val="16"/>
       </w:rPr>
-      <w:t xml:space="preserve">XPMatch Business Summary   ·   Page </w:t>
+      <w:t xml:space="preserve">XPMatch business-summary   ·   Page </w:t>
     </w:r>
     <w:r>
       <w:rPr>
